--- a/12-03-2026/Strings.docx
+++ b/12-03-2026/Strings.docx
@@ -985,29 +985,883 @@
         </w:rPr>
         <w:t>If the comparing string is sorted than reference string than return -1.</w:t>
       </w:r>
+    </w:p>
+    <w:p>
+      <w:pPr>
+        <w:ind w:left="720"/>
+        <w:rPr>
+          <w:rFonts w:ascii="Times New Roman" w:hAnsi="Times New Roman" w:cs="Times New Roman"/>
+          <w:sz w:val="32"/>
+          <w:szCs w:val="32"/>
+          <w:lang w:val="en-US"/>
+        </w:rPr>
+      </w:pPr>
+    </w:p>
+    <w:p>
+      <w:pPr>
+        <w:ind w:left="720"/>
+        <w:rPr>
+          <w:rFonts w:ascii="Times New Roman" w:hAnsi="Times New Roman" w:cs="Times New Roman"/>
+          <w:b/>
+          <w:sz w:val="32"/>
+          <w:szCs w:val="32"/>
+          <w:lang w:val="en-US"/>
+        </w:rPr>
+      </w:pPr>
+      <w:r>
+        <w:rPr>
+          <w:rFonts w:ascii="Times New Roman" w:hAnsi="Times New Roman" w:cs="Times New Roman"/>
+          <w:b/>
+          <w:sz w:val="32"/>
+          <w:szCs w:val="32"/>
+          <w:lang w:val="en-US"/>
+        </w:rPr>
+        <w:t>Arrays:</w:t>
+      </w:r>
+    </w:p>
+    <w:p>
+      <w:pPr>
+        <w:ind w:left="720"/>
+        <w:rPr>
+          <w:rFonts w:ascii="Times New Roman" w:hAnsi="Times New Roman" w:cs="Times New Roman"/>
+          <w:sz w:val="32"/>
+          <w:szCs w:val="32"/>
+          <w:lang w:val="en-US"/>
+        </w:rPr>
+      </w:pPr>
+      <w:r>
+        <w:rPr>
+          <w:rFonts w:ascii="Times New Roman" w:hAnsi="Times New Roman" w:cs="Times New Roman"/>
+          <w:sz w:val="32"/>
+          <w:szCs w:val="32"/>
+          <w:lang w:val="en-US"/>
+        </w:rPr>
+        <w:t xml:space="preserve">Two types of creating an </w:t>
+      </w:r>
+      <w:proofErr w:type="gramStart"/>
+      <w:r>
+        <w:rPr>
+          <w:rFonts w:ascii="Times New Roman" w:hAnsi="Times New Roman" w:cs="Times New Roman"/>
+          <w:sz w:val="32"/>
+          <w:szCs w:val="32"/>
+          <w:lang w:val="en-US"/>
+        </w:rPr>
+        <w:t>array :</w:t>
+      </w:r>
+      <w:proofErr w:type="gramEnd"/>
+    </w:p>
+    <w:p>
+      <w:pPr>
+        <w:ind w:left="720"/>
+        <w:rPr>
+          <w:rFonts w:ascii="Times New Roman" w:hAnsi="Times New Roman" w:cs="Times New Roman"/>
+          <w:sz w:val="32"/>
+          <w:szCs w:val="32"/>
+          <w:lang w:val="en-US"/>
+        </w:rPr>
+      </w:pPr>
+      <w:r>
+        <w:rPr>
+          <w:rFonts w:ascii="Times New Roman" w:hAnsi="Times New Roman" w:cs="Times New Roman"/>
+          <w:sz w:val="32"/>
+          <w:szCs w:val="32"/>
+          <w:lang w:val="en-US"/>
+        </w:rPr>
+        <w:tab/>
+        <w:t xml:space="preserve">let </w:t>
+      </w:r>
+      <w:proofErr w:type="spellStart"/>
+      <w:r>
+        <w:rPr>
+          <w:rFonts w:ascii="Times New Roman" w:hAnsi="Times New Roman" w:cs="Times New Roman"/>
+          <w:sz w:val="32"/>
+          <w:szCs w:val="32"/>
+          <w:lang w:val="en-US"/>
+        </w:rPr>
+        <w:t>arr</w:t>
+      </w:r>
+      <w:proofErr w:type="spellEnd"/>
+      <w:r>
+        <w:rPr>
+          <w:rFonts w:ascii="Times New Roman" w:hAnsi="Times New Roman" w:cs="Times New Roman"/>
+          <w:sz w:val="32"/>
+          <w:szCs w:val="32"/>
+          <w:lang w:val="en-US"/>
+        </w:rPr>
+        <w:t xml:space="preserve"> = new Array(size);</w:t>
+      </w:r>
+    </w:p>
+    <w:p>
+      <w:pPr>
+        <w:ind w:left="720"/>
+        <w:rPr>
+          <w:rFonts w:ascii="Times New Roman" w:hAnsi="Times New Roman" w:cs="Times New Roman"/>
+          <w:sz w:val="32"/>
+          <w:szCs w:val="32"/>
+          <w:lang w:val="en-US"/>
+        </w:rPr>
+      </w:pPr>
+      <w:r>
+        <w:rPr>
+          <w:rFonts w:ascii="Times New Roman" w:hAnsi="Times New Roman" w:cs="Times New Roman"/>
+          <w:sz w:val="32"/>
+          <w:szCs w:val="32"/>
+          <w:lang w:val="en-US"/>
+        </w:rPr>
+        <w:t xml:space="preserve"> </w:t>
+      </w:r>
+      <w:r>
+        <w:rPr>
+          <w:rFonts w:ascii="Times New Roman" w:hAnsi="Times New Roman" w:cs="Times New Roman"/>
+          <w:sz w:val="32"/>
+          <w:szCs w:val="32"/>
+          <w:lang w:val="en-US"/>
+        </w:rPr>
+        <w:tab/>
+        <w:t xml:space="preserve">let </w:t>
+      </w:r>
+      <w:proofErr w:type="spellStart"/>
+      <w:r>
+        <w:rPr>
+          <w:rFonts w:ascii="Times New Roman" w:hAnsi="Times New Roman" w:cs="Times New Roman"/>
+          <w:sz w:val="32"/>
+          <w:szCs w:val="32"/>
+          <w:lang w:val="en-US"/>
+        </w:rPr>
+        <w:t>arr</w:t>
+      </w:r>
+      <w:proofErr w:type="spellEnd"/>
+      <w:r>
+        <w:rPr>
+          <w:rFonts w:ascii="Times New Roman" w:hAnsi="Times New Roman" w:cs="Times New Roman"/>
+          <w:sz w:val="32"/>
+          <w:szCs w:val="32"/>
+          <w:lang w:val="en-US"/>
+        </w:rPr>
+        <w:t xml:space="preserve"> = [];</w:t>
+      </w:r>
+    </w:p>
+    <w:p>
+      <w:pPr>
+        <w:ind w:left="720"/>
+        <w:rPr>
+          <w:rFonts w:ascii="Times New Roman" w:hAnsi="Times New Roman" w:cs="Times New Roman"/>
+          <w:sz w:val="32"/>
+          <w:szCs w:val="32"/>
+          <w:lang w:val="en-US"/>
+        </w:rPr>
+      </w:pPr>
+    </w:p>
+    <w:p>
+      <w:pPr>
+        <w:ind w:left="720"/>
+        <w:rPr>
+          <w:rFonts w:ascii="Times New Roman" w:hAnsi="Times New Roman" w:cs="Times New Roman"/>
+          <w:sz w:val="32"/>
+          <w:szCs w:val="32"/>
+          <w:lang w:val="en-US"/>
+        </w:rPr>
+      </w:pPr>
+      <w:r>
+        <w:rPr>
+          <w:rFonts w:ascii="Times New Roman" w:hAnsi="Times New Roman" w:cs="Times New Roman"/>
+          <w:sz w:val="32"/>
+          <w:szCs w:val="32"/>
+          <w:lang w:val="en-US"/>
+        </w:rPr>
+        <w:t>arrays store everything in the order it is put inside.</w:t>
+      </w:r>
+    </w:p>
+    <w:p>
+      <w:pPr>
+        <w:ind w:left="720"/>
+        <w:rPr>
+          <w:rFonts w:ascii="Times New Roman" w:hAnsi="Times New Roman" w:cs="Times New Roman"/>
+          <w:sz w:val="32"/>
+          <w:szCs w:val="32"/>
+          <w:lang w:val="en-US"/>
+        </w:rPr>
+      </w:pPr>
+      <w:r>
+        <w:rPr>
+          <w:rFonts w:ascii="Times New Roman" w:hAnsi="Times New Roman" w:cs="Times New Roman"/>
+          <w:sz w:val="32"/>
+          <w:szCs w:val="32"/>
+          <w:lang w:val="en-US"/>
+        </w:rPr>
+        <w:t>Array is an ordered data Structure.</w:t>
+      </w:r>
+    </w:p>
+    <w:p>
+      <w:pPr>
+        <w:ind w:left="720"/>
+        <w:rPr>
+          <w:rFonts w:ascii="Times New Roman" w:hAnsi="Times New Roman" w:cs="Times New Roman"/>
+          <w:sz w:val="32"/>
+          <w:szCs w:val="32"/>
+          <w:lang w:val="en-US"/>
+        </w:rPr>
+      </w:pPr>
+      <w:r>
+        <w:rPr>
+          <w:rFonts w:ascii="Times New Roman" w:hAnsi="Times New Roman" w:cs="Times New Roman"/>
+          <w:sz w:val="32"/>
+          <w:szCs w:val="32"/>
+          <w:lang w:val="en-US"/>
+        </w:rPr>
+        <w:t xml:space="preserve">We can add different types of data in </w:t>
+      </w:r>
+      <w:proofErr w:type="gramStart"/>
+      <w:r>
+        <w:rPr>
+          <w:rFonts w:ascii="Times New Roman" w:hAnsi="Times New Roman" w:cs="Times New Roman"/>
+          <w:sz w:val="32"/>
+          <w:szCs w:val="32"/>
+          <w:lang w:val="en-US"/>
+        </w:rPr>
+        <w:t>a</w:t>
+      </w:r>
+      <w:proofErr w:type="gramEnd"/>
+      <w:r>
+        <w:rPr>
+          <w:rFonts w:ascii="Times New Roman" w:hAnsi="Times New Roman" w:cs="Times New Roman"/>
+          <w:sz w:val="32"/>
+          <w:szCs w:val="32"/>
+          <w:lang w:val="en-US"/>
+        </w:rPr>
+        <w:t xml:space="preserve"> array.</w:t>
+      </w:r>
+    </w:p>
+    <w:p>
+      <w:pPr>
+        <w:ind w:left="720"/>
+        <w:rPr>
+          <w:rFonts w:ascii="Times New Roman" w:hAnsi="Times New Roman" w:cs="Times New Roman"/>
+          <w:sz w:val="32"/>
+          <w:szCs w:val="32"/>
+          <w:lang w:val="en-US"/>
+        </w:rPr>
+      </w:pPr>
+      <w:r>
+        <w:rPr>
+          <w:rFonts w:ascii="Times New Roman" w:hAnsi="Times New Roman" w:cs="Times New Roman"/>
+          <w:sz w:val="32"/>
+          <w:szCs w:val="32"/>
+          <w:lang w:val="en-US"/>
+        </w:rPr>
+        <w:drawing>
+          <wp:inline distT="0" distB="0" distL="0" distR="0" wp14:anchorId="173909CC" wp14:editId="7361C48B">
+            <wp:extent cx="5774055" cy="1425575"/>
+            <wp:effectExtent l="0" t="0" r="0" b="3175"/>
+            <wp:docPr id="1" name="Picture 1"/>
+            <wp:cNvGraphicFramePr>
+              <a:graphicFrameLocks xmlns:a="http://schemas.openxmlformats.org/drawingml/2006/main" noChangeAspect="1"/>
+            </wp:cNvGraphicFramePr>
+            <a:graphic xmlns:a="http://schemas.openxmlformats.org/drawingml/2006/main">
+              <a:graphicData uri="http://schemas.openxmlformats.org/drawingml/2006/picture">
+                <pic:pic xmlns:pic="http://schemas.openxmlformats.org/drawingml/2006/picture">
+                  <pic:nvPicPr>
+                    <pic:cNvPr id="1" name=""/>
+                    <pic:cNvPicPr/>
+                  </pic:nvPicPr>
+                  <pic:blipFill>
+                    <a:blip r:embed="rId4"/>
+                    <a:stretch>
+                      <a:fillRect/>
+                    </a:stretch>
+                  </pic:blipFill>
+                  <pic:spPr>
+                    <a:xfrm>
+                      <a:off x="0" y="0"/>
+                      <a:ext cx="5774055" cy="1425575"/>
+                    </a:xfrm>
+                    <a:prstGeom prst="rect">
+                      <a:avLst/>
+                    </a:prstGeom>
+                  </pic:spPr>
+                </pic:pic>
+              </a:graphicData>
+            </a:graphic>
+          </wp:inline>
+        </w:drawing>
+      </w:r>
+    </w:p>
+    <w:p>
+      <w:pPr>
+        <w:ind w:left="720"/>
+        <w:rPr>
+          <w:rFonts w:ascii="Times New Roman" w:hAnsi="Times New Roman" w:cs="Times New Roman"/>
+          <w:sz w:val="32"/>
+          <w:szCs w:val="32"/>
+          <w:lang w:val="en-US"/>
+        </w:rPr>
+      </w:pPr>
+    </w:p>
+    <w:p>
+      <w:pPr>
+        <w:ind w:left="720"/>
+        <w:rPr>
+          <w:rFonts w:ascii="Times New Roman" w:hAnsi="Times New Roman" w:cs="Times New Roman"/>
+          <w:sz w:val="32"/>
+          <w:szCs w:val="32"/>
+          <w:lang w:val="en-US"/>
+        </w:rPr>
+      </w:pPr>
+      <w:r>
+        <w:rPr>
+          <w:rFonts w:ascii="Times New Roman" w:hAnsi="Times New Roman" w:cs="Times New Roman"/>
+          <w:sz w:val="32"/>
+          <w:szCs w:val="32"/>
+          <w:highlight w:val="darkGray"/>
+          <w:lang w:val="en-US"/>
+        </w:rPr>
+        <w:t>An array element can be accessed using .</w:t>
+      </w:r>
+      <w:proofErr w:type="gramStart"/>
+      <w:r>
+        <w:rPr>
+          <w:rFonts w:ascii="Times New Roman" w:hAnsi="Times New Roman" w:cs="Times New Roman"/>
+          <w:sz w:val="32"/>
+          <w:szCs w:val="32"/>
+          <w:highlight w:val="darkGray"/>
+          <w:lang w:val="en-US"/>
+        </w:rPr>
+        <w:t>at(</w:t>
+      </w:r>
+      <w:proofErr w:type="gramEnd"/>
+      <w:r>
+        <w:rPr>
+          <w:rFonts w:ascii="Times New Roman" w:hAnsi="Times New Roman" w:cs="Times New Roman"/>
+          <w:sz w:val="32"/>
+          <w:szCs w:val="32"/>
+          <w:highlight w:val="darkGray"/>
+          <w:lang w:val="en-US"/>
+        </w:rPr>
+        <w:t>)</w:t>
+      </w:r>
+    </w:p>
+    <w:p>
+      <w:pPr>
+        <w:ind w:left="720"/>
+        <w:rPr>
+          <w:rFonts w:ascii="Times New Roman" w:hAnsi="Times New Roman" w:cs="Times New Roman"/>
+          <w:sz w:val="32"/>
+          <w:szCs w:val="32"/>
+          <w:lang w:val="en-US"/>
+        </w:rPr>
+      </w:pPr>
+      <w:r>
+        <w:rPr>
+          <w:rFonts w:ascii="Times New Roman" w:hAnsi="Times New Roman" w:cs="Times New Roman"/>
+          <w:sz w:val="32"/>
+          <w:szCs w:val="32"/>
+          <w:lang w:val="en-US"/>
+        </w:rPr>
+        <w:t>Push -&gt; appends element at the end of the array.</w:t>
+      </w:r>
+    </w:p>
+    <w:p>
+      <w:pPr>
+        <w:ind w:left="720"/>
+        <w:rPr>
+          <w:rFonts w:ascii="Times New Roman" w:hAnsi="Times New Roman" w:cs="Times New Roman"/>
+          <w:sz w:val="32"/>
+          <w:szCs w:val="32"/>
+          <w:lang w:val="en-US"/>
+        </w:rPr>
+      </w:pPr>
+      <w:r>
+        <w:rPr>
+          <w:rFonts w:ascii="Times New Roman" w:hAnsi="Times New Roman" w:cs="Times New Roman"/>
+          <w:sz w:val="32"/>
+          <w:szCs w:val="32"/>
+          <w:lang w:val="en-US"/>
+        </w:rPr>
+        <w:t>Pop -&gt; removes element from the end.</w:t>
+      </w:r>
+    </w:p>
+    <w:p>
+      <w:pPr>
+        <w:ind w:left="720"/>
+        <w:rPr>
+          <w:rFonts w:ascii="Times New Roman" w:hAnsi="Times New Roman" w:cs="Times New Roman"/>
+          <w:sz w:val="32"/>
+          <w:szCs w:val="32"/>
+          <w:lang w:val="en-US"/>
+        </w:rPr>
+      </w:pPr>
+      <w:r>
+        <w:rPr>
+          <w:rFonts w:ascii="Times New Roman" w:hAnsi="Times New Roman" w:cs="Times New Roman"/>
+          <w:sz w:val="32"/>
+          <w:szCs w:val="32"/>
+          <w:lang w:val="en-US"/>
+        </w:rPr>
+        <w:t>Shift -&gt; removes element from the beginning.</w:t>
+      </w:r>
+    </w:p>
+    <w:p>
+      <w:pPr>
+        <w:ind w:left="720"/>
+        <w:rPr>
+          <w:rFonts w:ascii="Times New Roman" w:hAnsi="Times New Roman" w:cs="Times New Roman"/>
+          <w:sz w:val="32"/>
+          <w:szCs w:val="32"/>
+          <w:lang w:val="en-US"/>
+        </w:rPr>
+      </w:pPr>
+      <w:proofErr w:type="spellStart"/>
+      <w:r>
+        <w:rPr>
+          <w:rFonts w:ascii="Times New Roman" w:hAnsi="Times New Roman" w:cs="Times New Roman"/>
+          <w:sz w:val="32"/>
+          <w:szCs w:val="32"/>
+          <w:lang w:val="en-US"/>
+        </w:rPr>
+        <w:t>unShift</w:t>
+      </w:r>
+      <w:proofErr w:type="spellEnd"/>
+      <w:r>
+        <w:rPr>
+          <w:rFonts w:ascii="Times New Roman" w:hAnsi="Times New Roman" w:cs="Times New Roman"/>
+          <w:sz w:val="32"/>
+          <w:szCs w:val="32"/>
+          <w:lang w:val="en-US"/>
+        </w:rPr>
+        <w:t xml:space="preserve"> -&gt; appends element at the beginning.</w:t>
+      </w:r>
+    </w:p>
+    <w:p>
+      <w:pPr>
+        <w:ind w:left="720"/>
+        <w:rPr>
+          <w:rFonts w:ascii="Times New Roman" w:hAnsi="Times New Roman" w:cs="Times New Roman"/>
+          <w:sz w:val="32"/>
+          <w:szCs w:val="32"/>
+          <w:lang w:val="en-US"/>
+        </w:rPr>
+      </w:pPr>
+    </w:p>
+    <w:p>
+      <w:pPr>
+        <w:ind w:left="720"/>
+        <w:rPr>
+          <w:rFonts w:ascii="Times New Roman" w:hAnsi="Times New Roman" w:cs="Times New Roman"/>
+          <w:sz w:val="32"/>
+          <w:szCs w:val="32"/>
+          <w:lang w:val="en-US"/>
+        </w:rPr>
+      </w:pPr>
+      <w:r>
+        <w:rPr>
+          <w:rFonts w:ascii="Times New Roman" w:hAnsi="Times New Roman" w:cs="Times New Roman"/>
+          <w:sz w:val="32"/>
+          <w:szCs w:val="32"/>
+          <w:lang w:val="en-US"/>
+        </w:rPr>
+        <w:t xml:space="preserve">Shift and </w:t>
+      </w:r>
+      <w:proofErr w:type="spellStart"/>
+      <w:r>
+        <w:rPr>
+          <w:rFonts w:ascii="Times New Roman" w:hAnsi="Times New Roman" w:cs="Times New Roman"/>
+          <w:sz w:val="32"/>
+          <w:szCs w:val="32"/>
+          <w:lang w:val="en-US"/>
+        </w:rPr>
+        <w:t>unshift</w:t>
+      </w:r>
+      <w:proofErr w:type="spellEnd"/>
+      <w:r>
+        <w:rPr>
+          <w:rFonts w:ascii="Times New Roman" w:hAnsi="Times New Roman" w:cs="Times New Roman"/>
+          <w:sz w:val="32"/>
+          <w:szCs w:val="32"/>
+          <w:lang w:val="en-US"/>
+        </w:rPr>
+        <w:t xml:space="preserve"> are slower when compared to push and pop.</w:t>
+      </w:r>
+    </w:p>
+    <w:p>
+      <w:pPr>
+        <w:ind w:left="720"/>
+        <w:rPr>
+          <w:rFonts w:ascii="Times New Roman" w:hAnsi="Times New Roman" w:cs="Times New Roman"/>
+          <w:sz w:val="32"/>
+          <w:szCs w:val="32"/>
+          <w:lang w:val="en-US"/>
+        </w:rPr>
+      </w:pPr>
+      <w:r>
+        <w:rPr>
+          <w:rFonts w:ascii="Times New Roman" w:hAnsi="Times New Roman" w:cs="Times New Roman"/>
+          <w:sz w:val="32"/>
+          <w:szCs w:val="32"/>
+          <w:lang w:val="en-US"/>
+        </w:rPr>
+        <w:t>Because when doing shift/</w:t>
+      </w:r>
+      <w:proofErr w:type="spellStart"/>
+      <w:r>
+        <w:rPr>
+          <w:rFonts w:ascii="Times New Roman" w:hAnsi="Times New Roman" w:cs="Times New Roman"/>
+          <w:sz w:val="32"/>
+          <w:szCs w:val="32"/>
+          <w:lang w:val="en-US"/>
+        </w:rPr>
+        <w:t>unshift</w:t>
+      </w:r>
+      <w:proofErr w:type="spellEnd"/>
+      <w:r>
+        <w:rPr>
+          <w:rFonts w:ascii="Times New Roman" w:hAnsi="Times New Roman" w:cs="Times New Roman"/>
+          <w:sz w:val="32"/>
+          <w:szCs w:val="32"/>
+          <w:lang w:val="en-US"/>
+        </w:rPr>
+        <w:t xml:space="preserve"> the beginning of the array is altered, so it need to shift all the remaining element to the beginning and also to calculate the </w:t>
+      </w:r>
+      <w:proofErr w:type="spellStart"/>
+      <w:proofErr w:type="gramStart"/>
+      <w:r>
+        <w:rPr>
+          <w:rFonts w:ascii="Times New Roman" w:hAnsi="Times New Roman" w:cs="Times New Roman"/>
+          <w:sz w:val="32"/>
+          <w:szCs w:val="32"/>
+          <w:lang w:val="en-US"/>
+        </w:rPr>
+        <w:t>arr.length</w:t>
+      </w:r>
+      <w:proofErr w:type="spellEnd"/>
+      <w:proofErr w:type="gramEnd"/>
+      <w:r>
+        <w:rPr>
+          <w:rFonts w:ascii="Times New Roman" w:hAnsi="Times New Roman" w:cs="Times New Roman"/>
+          <w:sz w:val="32"/>
+          <w:szCs w:val="32"/>
+          <w:lang w:val="en-US"/>
+        </w:rPr>
+        <w:t xml:space="preserve"> property.</w:t>
+      </w:r>
+    </w:p>
+    <w:p>
+      <w:pPr>
+        <w:ind w:left="720"/>
+        <w:rPr>
+          <w:rFonts w:ascii="Times New Roman" w:hAnsi="Times New Roman" w:cs="Times New Roman"/>
+          <w:sz w:val="32"/>
+          <w:szCs w:val="32"/>
+          <w:lang w:val="en-US"/>
+        </w:rPr>
+      </w:pPr>
+    </w:p>
+    <w:p>
+      <w:pPr>
+        <w:ind w:left="720"/>
+        <w:rPr>
+          <w:rFonts w:ascii="Times New Roman" w:hAnsi="Times New Roman" w:cs="Times New Roman"/>
+          <w:sz w:val="32"/>
+          <w:szCs w:val="32"/>
+          <w:lang w:val="en-US"/>
+        </w:rPr>
+      </w:pPr>
+      <w:r>
+        <w:rPr>
+          <w:rFonts w:ascii="Times New Roman" w:hAnsi="Times New Roman" w:cs="Times New Roman"/>
+          <w:sz w:val="32"/>
+          <w:szCs w:val="32"/>
+          <w:highlight w:val="darkGray"/>
+          <w:lang w:val="en-US"/>
+        </w:rPr>
+        <w:t>We can also have multidimensional array.</w:t>
+      </w:r>
+    </w:p>
+    <w:p>
+      <w:pPr>
+        <w:ind w:left="720"/>
+        <w:rPr>
+          <w:rFonts w:ascii="Times New Roman" w:hAnsi="Times New Roman" w:cs="Times New Roman"/>
+          <w:sz w:val="32"/>
+          <w:szCs w:val="32"/>
+          <w:lang w:val="en-US"/>
+        </w:rPr>
+      </w:pPr>
+      <w:r>
+        <w:rPr>
+          <w:rFonts w:ascii="Times New Roman" w:hAnsi="Times New Roman" w:cs="Times New Roman"/>
+          <w:sz w:val="32"/>
+          <w:szCs w:val="32"/>
+          <w:lang w:val="en-US"/>
+        </w:rPr>
+        <w:tab/>
+      </w:r>
+    </w:p>
+    <w:p>
+      <w:pPr>
+        <w:ind w:left="720"/>
+        <w:rPr>
+          <w:rFonts w:ascii="Times New Roman" w:hAnsi="Times New Roman" w:cs="Times New Roman"/>
+          <w:sz w:val="32"/>
+          <w:szCs w:val="32"/>
+          <w:lang w:val="en-US"/>
+        </w:rPr>
+      </w:pPr>
+      <w:r>
+        <w:rPr>
+          <w:rFonts w:ascii="Times New Roman" w:hAnsi="Times New Roman" w:cs="Times New Roman"/>
+          <w:sz w:val="32"/>
+          <w:szCs w:val="32"/>
+          <w:lang w:val="en-US"/>
+        </w:rPr>
+        <w:t>Arrays can be converted to String when it is added to empty [].</w:t>
+      </w:r>
+    </w:p>
+    <w:p>
+      <w:pPr>
+        <w:ind w:left="720"/>
+        <w:rPr>
+          <w:rFonts w:ascii="Times New Roman" w:hAnsi="Times New Roman" w:cs="Times New Roman"/>
+          <w:sz w:val="32"/>
+          <w:szCs w:val="32"/>
+          <w:lang w:val="en-US"/>
+        </w:rPr>
+      </w:pPr>
+      <w:proofErr w:type="gramStart"/>
+      <w:r>
+        <w:rPr>
+          <w:rFonts w:ascii="Times New Roman" w:hAnsi="Times New Roman" w:cs="Times New Roman"/>
+          <w:sz w:val="32"/>
+          <w:szCs w:val="32"/>
+          <w:lang w:val="en-US"/>
+        </w:rPr>
+        <w:lastRenderedPageBreak/>
+        <w:t>Splice(</w:t>
+      </w:r>
+      <w:proofErr w:type="gramEnd"/>
+      <w:r>
+        <w:rPr>
+          <w:rFonts w:ascii="Times New Roman" w:hAnsi="Times New Roman" w:cs="Times New Roman"/>
+          <w:sz w:val="32"/>
+          <w:szCs w:val="32"/>
+          <w:lang w:val="en-US"/>
+        </w:rPr>
+        <w:t>) -&gt; to alter an array we can use the splice function.</w:t>
+      </w:r>
+    </w:p>
+    <w:p>
+      <w:pPr>
+        <w:ind w:left="720"/>
+        <w:rPr>
+          <w:rFonts w:ascii="Times New Roman" w:hAnsi="Times New Roman" w:cs="Times New Roman"/>
+          <w:sz w:val="32"/>
+          <w:szCs w:val="32"/>
+          <w:lang w:val="en-US"/>
+        </w:rPr>
+      </w:pPr>
+    </w:p>
+    <w:p>
+      <w:pPr>
+        <w:ind w:left="720"/>
+        <w:rPr>
+          <w:rFonts w:ascii="Times New Roman" w:hAnsi="Times New Roman" w:cs="Times New Roman"/>
+          <w:sz w:val="32"/>
+          <w:szCs w:val="32"/>
+          <w:lang w:val="en-US"/>
+        </w:rPr>
+      </w:pPr>
+      <w:proofErr w:type="spellStart"/>
+      <w:r>
+        <w:rPr>
+          <w:rFonts w:ascii="Times New Roman" w:hAnsi="Times New Roman" w:cs="Times New Roman"/>
+          <w:sz w:val="32"/>
+          <w:szCs w:val="32"/>
+          <w:highlight w:val="darkGray"/>
+          <w:lang w:val="en-US"/>
+        </w:rPr>
+        <w:t>Arr.splice</w:t>
+      </w:r>
+      <w:proofErr w:type="spellEnd"/>
+      <w:r>
+        <w:rPr>
+          <w:rFonts w:ascii="Times New Roman" w:hAnsi="Times New Roman" w:cs="Times New Roman"/>
+          <w:sz w:val="32"/>
+          <w:szCs w:val="32"/>
+          <w:highlight w:val="darkGray"/>
+          <w:lang w:val="en-US"/>
+        </w:rPr>
+        <w:t>(</w:t>
+      </w:r>
+      <w:r>
+        <w:rPr>
+          <w:rFonts w:ascii="Times New Roman" w:hAnsi="Times New Roman" w:cs="Times New Roman"/>
+          <w:sz w:val="32"/>
+          <w:szCs w:val="32"/>
+          <w:highlight w:val="darkGray"/>
+          <w:lang w:val="en-US"/>
+        </w:rPr>
+        <w:t>beginning position, number of element to delete, replace element 1, replace element 2, … replace element n);</w:t>
+      </w:r>
+    </w:p>
+    <w:p>
+      <w:pPr>
+        <w:ind w:left="720"/>
+        <w:rPr>
+          <w:rFonts w:ascii="Times New Roman" w:hAnsi="Times New Roman" w:cs="Times New Roman"/>
+          <w:sz w:val="32"/>
+          <w:szCs w:val="32"/>
+          <w:lang w:val="en-US"/>
+        </w:rPr>
+      </w:pPr>
+      <w:r>
+        <w:rPr>
+          <w:rFonts w:ascii="Times New Roman" w:hAnsi="Times New Roman" w:cs="Times New Roman"/>
+          <w:sz w:val="32"/>
+          <w:szCs w:val="32"/>
+          <w:lang w:val="en-US"/>
+        </w:rPr>
+        <w:t xml:space="preserve"> For the beginning position, negative positions are also allowed.</w:t>
+      </w:r>
+    </w:p>
+    <w:p>
+      <w:pPr>
+        <w:ind w:left="720"/>
+        <w:rPr>
+          <w:rFonts w:ascii="Times New Roman" w:hAnsi="Times New Roman" w:cs="Times New Roman"/>
+          <w:sz w:val="32"/>
+          <w:szCs w:val="32"/>
+          <w:lang w:val="en-US"/>
+        </w:rPr>
+      </w:pPr>
+    </w:p>
+    <w:p>
+      <w:pPr>
+        <w:ind w:left="720"/>
+        <w:rPr>
+          <w:rFonts w:ascii="Times New Roman" w:hAnsi="Times New Roman" w:cs="Times New Roman"/>
+          <w:sz w:val="32"/>
+          <w:szCs w:val="32"/>
+          <w:lang w:val="en-US"/>
+        </w:rPr>
+      </w:pPr>
+      <w:r>
+        <w:rPr>
+          <w:rFonts w:ascii="Times New Roman" w:hAnsi="Times New Roman" w:cs="Times New Roman"/>
+          <w:sz w:val="32"/>
+          <w:szCs w:val="32"/>
+          <w:lang w:val="en-US"/>
+        </w:rPr>
+        <w:t xml:space="preserve">To iterate over an </w:t>
+      </w:r>
+      <w:proofErr w:type="gramStart"/>
+      <w:r>
+        <w:rPr>
+          <w:rFonts w:ascii="Times New Roman" w:hAnsi="Times New Roman" w:cs="Times New Roman"/>
+          <w:sz w:val="32"/>
+          <w:szCs w:val="32"/>
+          <w:lang w:val="en-US"/>
+        </w:rPr>
+        <w:t>Array :</w:t>
+      </w:r>
+      <w:proofErr w:type="gramEnd"/>
+    </w:p>
+    <w:p>
+      <w:pPr>
+        <w:ind w:left="720"/>
+        <w:rPr>
+          <w:rFonts w:ascii="Times New Roman" w:hAnsi="Times New Roman" w:cs="Times New Roman"/>
+          <w:sz w:val="32"/>
+          <w:szCs w:val="32"/>
+          <w:lang w:val="en-US"/>
+        </w:rPr>
+      </w:pPr>
+      <w:r>
+        <w:rPr>
+          <w:rFonts w:ascii="Times New Roman" w:hAnsi="Times New Roman" w:cs="Times New Roman"/>
+          <w:sz w:val="32"/>
+          <w:szCs w:val="32"/>
+          <w:lang w:val="en-US"/>
+        </w:rPr>
+        <w:tab/>
+      </w:r>
+      <w:r>
+        <w:rPr>
+          <w:rFonts w:ascii="Times New Roman" w:hAnsi="Times New Roman" w:cs="Times New Roman"/>
+          <w:sz w:val="32"/>
+          <w:szCs w:val="32"/>
+          <w:lang w:val="en-US"/>
+        </w:rPr>
+        <w:drawing>
+          <wp:inline distT="0" distB="0" distL="0" distR="0" wp14:anchorId="41EA6C9D" wp14:editId="1E67726A">
+            <wp:extent cx="5774055" cy="3989705"/>
+            <wp:effectExtent l="0" t="0" r="0" b="0"/>
+            <wp:docPr id="2" name="Picture 2"/>
+            <wp:cNvGraphicFramePr>
+              <a:graphicFrameLocks xmlns:a="http://schemas.openxmlformats.org/drawingml/2006/main" noChangeAspect="1"/>
+            </wp:cNvGraphicFramePr>
+            <a:graphic xmlns:a="http://schemas.openxmlformats.org/drawingml/2006/main">
+              <a:graphicData uri="http://schemas.openxmlformats.org/drawingml/2006/picture">
+                <pic:pic xmlns:pic="http://schemas.openxmlformats.org/drawingml/2006/picture">
+                  <pic:nvPicPr>
+                    <pic:cNvPr id="1" name=""/>
+                    <pic:cNvPicPr/>
+                  </pic:nvPicPr>
+                  <pic:blipFill>
+                    <a:blip r:embed="rId5"/>
+                    <a:stretch>
+                      <a:fillRect/>
+                    </a:stretch>
+                  </pic:blipFill>
+                  <pic:spPr>
+                    <a:xfrm>
+                      <a:off x="0" y="0"/>
+                      <a:ext cx="5774055" cy="3989705"/>
+                    </a:xfrm>
+                    <a:prstGeom prst="rect">
+                      <a:avLst/>
+                    </a:prstGeom>
+                  </pic:spPr>
+                </pic:pic>
+              </a:graphicData>
+            </a:graphic>
+          </wp:inline>
+        </w:drawing>
+      </w:r>
+    </w:p>
+    <w:p>
+      <w:pPr>
+        <w:ind w:left="720"/>
+        <w:rPr>
+          <w:rFonts w:ascii="Times New Roman" w:hAnsi="Times New Roman" w:cs="Times New Roman"/>
+          <w:sz w:val="32"/>
+          <w:szCs w:val="32"/>
+          <w:lang w:val="en-US"/>
+        </w:rPr>
+      </w:pPr>
+    </w:p>
+    <w:p>
+      <w:pPr>
+        <w:ind w:left="720"/>
+        <w:rPr>
+          <w:rFonts w:ascii="Times New Roman" w:hAnsi="Times New Roman" w:cs="Times New Roman"/>
+          <w:b/>
+          <w:sz w:val="32"/>
+          <w:szCs w:val="32"/>
+          <w:lang w:val="en-US"/>
+        </w:rPr>
+      </w:pPr>
       <w:bookmarkStart w:id="0" w:name="_GoBack"/>
-      <w:bookmarkEnd w:id="0"/>
-    </w:p>
-    <w:p>
-      <w:pPr>
-        <w:ind w:left="720"/>
-        <w:rPr>
-          <w:rFonts w:ascii="Times New Roman" w:hAnsi="Times New Roman" w:cs="Times New Roman"/>
-          <w:sz w:val="32"/>
-          <w:szCs w:val="32"/>
-          <w:lang w:val="en-US"/>
-        </w:rPr>
-      </w:pPr>
-      <w:r>
-        <w:rPr>
-          <w:rFonts w:ascii="Times New Roman" w:hAnsi="Times New Roman" w:cs="Times New Roman"/>
-          <w:sz w:val="32"/>
-          <w:szCs w:val="32"/>
-          <w:lang w:val="en-US"/>
-        </w:rPr>
-        <w:t xml:space="preserve"> </w:t>
-      </w:r>
-    </w:p>
+      <w:r>
+        <w:rPr>
+          <w:rFonts w:ascii="Times New Roman" w:hAnsi="Times New Roman" w:cs="Times New Roman"/>
+          <w:b/>
+          <w:sz w:val="32"/>
+          <w:szCs w:val="32"/>
+          <w:lang w:val="en-US"/>
+        </w:rPr>
+        <w:t>Searching in an Array:</w:t>
+      </w:r>
+    </w:p>
+    <w:bookmarkEnd w:id="0"/>
     <w:p>
       <w:pPr>
         <w:rPr>
